--- a/Prabin/Assignment/Assignment 1 IOT.docx
+++ b/Prabin/Assignment/Assignment 1 IOT.docx
@@ -261,21 +261,8 @@
           <w:numId w:val="20"/>
         </w:numPr>
       </w:pPr>
-      <w:proofErr w:type="spellStart"/>
-      <w:r>
-        <w:t>urllib</w:t>
-      </w:r>
-      <w:proofErr w:type="spellEnd"/>
-      <w:r>
-        <w:t xml:space="preserve"> / urllib3 – </w:t>
-      </w:r>
-      <w:proofErr w:type="gramStart"/>
-      <w:r>
-        <w:t>lower level</w:t>
-      </w:r>
-      <w:proofErr w:type="gramEnd"/>
-      <w:r>
-        <w:t xml:space="preserve"> tools</w:t>
+      <w:r>
+        <w:t>urllib / urllib3 – lower level tools</w:t>
       </w:r>
     </w:p>
     <w:p>
@@ -382,15 +369,7 @@
         </w:numPr>
       </w:pPr>
       <w:r>
-        <w:t xml:space="preserve">Java </w:t>
-      </w:r>
-      <w:proofErr w:type="spellStart"/>
-      <w:r>
-        <w:t>HttpClient</w:t>
-      </w:r>
-      <w:proofErr w:type="spellEnd"/>
-      <w:r>
-        <w:t xml:space="preserve"> (inbuilt in Java 11+)</w:t>
+        <w:t>Java HttpClient (inbuilt in Java 11+)</w:t>
       </w:r>
     </w:p>
     <w:p>
@@ -401,13 +380,8 @@
           <w:numId w:val="22"/>
         </w:numPr>
       </w:pPr>
-      <w:proofErr w:type="spellStart"/>
-      <w:r>
-        <w:t>OkHttp</w:t>
-      </w:r>
-      <w:proofErr w:type="spellEnd"/>
-      <w:r>
-        <w:t xml:space="preserve"> – popular and high-performance HTTP client</w:t>
+      <w:r>
+        <w:t>OkHttp – popular and high-performance HTTP client</w:t>
       </w:r>
     </w:p>
     <w:p>
@@ -535,7 +509,13 @@
         </w:drawing>
       </w:r>
       <w:r>
-        <w:t>Fetch API – inbuilt browser API</w:t>
+        <w:t xml:space="preserve">Fetch API </w:t>
+      </w:r>
+      <w:r>
+        <w:t>-</w:t>
+      </w:r>
+      <w:r>
+        <w:t xml:space="preserve"> inbuilt browser API</w:t>
       </w:r>
     </w:p>
     <w:p>
@@ -547,15 +527,7 @@
         </w:numPr>
       </w:pPr>
       <w:r>
-        <w:t xml:space="preserve">Axios – common </w:t>
-      </w:r>
-      <w:proofErr w:type="gramStart"/>
-      <w:r>
-        <w:t>promise based</w:t>
-      </w:r>
-      <w:proofErr w:type="gramEnd"/>
-      <w:r>
-        <w:t xml:space="preserve"> HTTP client </w:t>
+        <w:t xml:space="preserve">Axios – common promise based HTTP client </w:t>
       </w:r>
     </w:p>
     <w:p>
@@ -683,13 +655,8 @@
           <w:numId w:val="26"/>
         </w:numPr>
       </w:pPr>
-      <w:proofErr w:type="gramStart"/>
-      <w:r>
-        <w:t>Net::</w:t>
-      </w:r>
-      <w:proofErr w:type="gramEnd"/>
-      <w:r>
-        <w:t>HTTP – built-in</w:t>
+      <w:r>
+        <w:t>Net::HTTP – built-in</w:t>
       </w:r>
     </w:p>
     <w:p>
@@ -700,13 +667,8 @@
           <w:numId w:val="26"/>
         </w:numPr>
       </w:pPr>
-      <w:proofErr w:type="spellStart"/>
-      <w:r>
-        <w:t>http.rb</w:t>
-      </w:r>
-      <w:proofErr w:type="spellEnd"/>
-      <w:r>
-        <w:t xml:space="preserve"> – modern and flexible</w:t>
+      <w:r>
+        <w:t>http.rb – modern and flexible</w:t>
       </w:r>
     </w:p>
     <w:p>
@@ -717,23 +679,13 @@
           <w:numId w:val="26"/>
         </w:numPr>
       </w:pPr>
-      <w:proofErr w:type="spellStart"/>
       <w:r>
         <w:t>httpclient</w:t>
       </w:r>
-      <w:proofErr w:type="spellEnd"/>
-    </w:p>
-    <w:p>
-      <w:r>
-        <w:t>Some of these libraries (</w:t>
-      </w:r>
-      <w:proofErr w:type="spellStart"/>
-      <w:r>
-        <w:t>http.rb</w:t>
-      </w:r>
-      <w:proofErr w:type="spellEnd"/>
-      <w:r>
-        <w:t>, for instance) do native HTTP parsing to achieve better performance.</w:t>
+    </w:p>
+    <w:p>
+      <w:r>
+        <w:t>Some of these libraries (http.rb, for instance) do native HTTP parsing to achieve better performance.</w:t>
       </w:r>
       <w:r>
         <w:t xml:space="preserve"> </w:t>
@@ -849,13 +801,8 @@
           <w:numId w:val="30"/>
         </w:numPr>
       </w:pPr>
-      <w:proofErr w:type="spellStart"/>
-      <w:r>
-        <w:t>cURL</w:t>
-      </w:r>
-      <w:proofErr w:type="spellEnd"/>
-      <w:r>
-        <w:t xml:space="preserve"> (extension)</w:t>
+      <w:r>
+        <w:t>cURL (extension)</w:t>
       </w:r>
     </w:p>
     <w:p>
@@ -1327,13 +1274,8 @@
           <w:numId w:val="31"/>
         </w:numPr>
       </w:pPr>
-      <w:proofErr w:type="spellStart"/>
-      <w:r>
-        <w:t>HttpClient</w:t>
-      </w:r>
-      <w:proofErr w:type="spellEnd"/>
-      <w:r>
-        <w:t xml:space="preserve"> – built-in modern HTTP client</w:t>
+      <w:r>
+        <w:t>HttpClient – built-in modern HTTP client</w:t>
       </w:r>
     </w:p>
     <w:p>
@@ -1344,11 +1286,9 @@
           <w:numId w:val="31"/>
         </w:numPr>
       </w:pPr>
-      <w:proofErr w:type="spellStart"/>
       <w:r>
         <w:t>RestSharp</w:t>
       </w:r>
-      <w:proofErr w:type="spellEnd"/>
     </w:p>
     <w:p>
       <w:r>
@@ -1587,13 +1527,8 @@
           <w:numId w:val="36"/>
         </w:numPr>
       </w:pPr>
-      <w:proofErr w:type="spellStart"/>
-      <w:r>
-        <w:t>URLSession</w:t>
-      </w:r>
-      <w:proofErr w:type="spellEnd"/>
-      <w:r>
-        <w:t xml:space="preserve"> – built-in</w:t>
+      <w:r>
+        <w:t>URLSession – built-in</w:t>
       </w:r>
     </w:p>
     <w:p>
@@ -1604,13 +1539,8 @@
           <w:numId w:val="36"/>
         </w:numPr>
       </w:pPr>
-      <w:proofErr w:type="spellStart"/>
-      <w:r>
-        <w:t>Alamofire</w:t>
-      </w:r>
-      <w:proofErr w:type="spellEnd"/>
-      <w:r>
-        <w:t xml:space="preserve"> – popular library</w:t>
+      <w:r>
+        <w:t>Alamofire – popular library</w:t>
       </w:r>
     </w:p>
     <w:p>
@@ -1716,13 +1646,8 @@
           </wp:anchor>
         </w:drawing>
       </w:r>
-      <w:proofErr w:type="spellStart"/>
-      <w:r>
-        <w:t>reqwest</w:t>
-      </w:r>
-      <w:proofErr w:type="spellEnd"/>
-      <w:r>
-        <w:t xml:space="preserve"> – the most popular HTTP client</w:t>
+      <w:r>
+        <w:t>reqwest – the most popular HTTP client</w:t>
       </w:r>
     </w:p>
     <w:p>
@@ -1876,15 +1801,7 @@
         </w:drawing>
       </w:r>
       <w:r>
-        <w:t>LWP (</w:t>
-      </w:r>
-      <w:proofErr w:type="spellStart"/>
-      <w:r>
-        <w:t>libwww-perl</w:t>
-      </w:r>
-      <w:proofErr w:type="spellEnd"/>
-      <w:r>
-        <w:t>)</w:t>
+        <w:t>LWP (libwww-perl)</w:t>
       </w:r>
     </w:p>
     <w:p>
@@ -1895,13 +1812,8 @@
           <w:numId w:val="40"/>
         </w:numPr>
       </w:pPr>
-      <w:proofErr w:type="gramStart"/>
-      <w:r>
-        <w:t>HTTP::</w:t>
-      </w:r>
-      <w:proofErr w:type="gramEnd"/>
-      <w:r>
-        <w:t>Tiny</w:t>
+      <w:r>
+        <w:t>HTTP::Tiny</w:t>
       </w:r>
     </w:p>
     <w:p>
@@ -2341,7 +2253,7 @@
           <w:noProof/>
         </w:rPr>
         <w:drawing>
-          <wp:inline distT="0" distB="0" distL="0" distR="0" wp14:anchorId="540935A6" wp14:editId="62345026">
+          <wp:inline distT="0" distB="0" distL="0" distR="0" wp14:anchorId="540935A6" wp14:editId="66C8BEBD">
             <wp:extent cx="5943600" cy="3343275"/>
             <wp:effectExtent l="0" t="0" r="0" b="9525"/>
             <wp:docPr id="1058819483" name="Picture 7" descr="Python's Requests Library (Guide) – Real Python"/>
@@ -2618,7 +2530,7 @@
           <w:noProof/>
         </w:rPr>
         <w:drawing>
-          <wp:inline distT="0" distB="0" distL="0" distR="0" wp14:anchorId="71FEEDE8" wp14:editId="7140F374">
+          <wp:inline distT="0" distB="0" distL="0" distR="0" wp14:anchorId="71FEEDE8" wp14:editId="355A5DAE">
             <wp:extent cx="5943600" cy="2545715"/>
             <wp:effectExtent l="0" t="0" r="0" b="6985"/>
             <wp:docPr id="991288779" name="Picture 9" descr="Python programming language for web development data science automation scripts and software engineering projects"/>
@@ -2948,13 +2860,8 @@
         </w:numPr>
       </w:pPr>
       <w:r>
-        <w:t xml:space="preserve">Common examples include Request, Axios, Guzzle, and </w:t>
-      </w:r>
-      <w:proofErr w:type="spellStart"/>
-      <w:r>
-        <w:t>HttpClient</w:t>
-      </w:r>
-      <w:proofErr w:type="spellEnd"/>
+        <w:t>Common examples include Request, Axios, Guzzle, and HttpClient</w:t>
+      </w:r>
     </w:p>
     <w:sectPr>
       <w:pgSz w:w="12240" w:h="15840"/>
